--- a/asset/templates/Hop_dong_cho_thue_gay_Rhino_template_web.docx
+++ b/asset/templates/Hop_dong_cho_thue_gay_Rhino_template_web.docx
@@ -2588,6 +2588,7 @@
     <w:p>
       <w:pPr>
         <w:spacing w:before="100" w:after="60"/>
+        <w:pageBreakBefore/>
       </w:pPr>
       <w:r>
         <w:rPr>
@@ -2624,7 +2625,6 @@
               <w:bottom w:val="single" w:sz="5" w:space="0" w:color="CCD8DD"/>
               <w:right w:val="single" w:sz="5" w:space="0" w:color="CCD8DD"/>
             </w:tcBorders>
-            <w:shd w:val="clear" w:color="auto" w:fill="F6F9FA"/>
             <w:tcMar>
               <w:top w:w="70" w:type="dxa"/>
               <w:left w:w="85" w:type="dxa"/>
@@ -2639,12 +2639,13 @@
             </w:pPr>
             <w:r>
               <w:rPr>
+                <w:color w:val="000000"/>
+                <w:sz w:val="18"/>
                 <w:b/>
-                <w:color w:val="123B56"/>
-                <w:sz w:val="18"/>
+                <w:bCs/>
               </w:rPr>
               <w:lastRenderedPageBreak/>
-              <w:t>Tên gói / chính sách áp dụng:</w:t>
+              <w:t>Tên gói:</w:t>
             </w:r>
           </w:p>
         </w:tc>
@@ -2672,8 +2673,10 @@
             <w:bookmarkStart w:id="38" w:name="plan_name"/>
             <w:r>
               <w:rPr>
-                <w:color w:val="20272B"/>
+                <w:color w:val="000000"/>
                 <w:sz w:val="19"/>
+                <w:b/>
+                <w:bCs/>
               </w:rPr>
               <w:t>​</w:t>
             </w:r>
@@ -2689,7 +2692,6 @@
               <w:bottom w:val="single" w:sz="5" w:space="0" w:color="CCD8DD"/>
               <w:right w:val="single" w:sz="5" w:space="0" w:color="CCD8DD"/>
             </w:tcBorders>
-            <w:shd w:val="clear" w:color="auto" w:fill="F6F9FA"/>
             <w:tcMar>
               <w:top w:w="70" w:type="dxa"/>
               <w:left w:w="85" w:type="dxa"/>
@@ -2704,11 +2706,12 @@
             </w:pPr>
             <w:r>
               <w:rPr>
+                <w:color w:val="000000"/>
+                <w:sz w:val="18"/>
                 <w:b/>
-                <w:color w:val="123B56"/>
-                <w:sz w:val="18"/>
+                <w:bCs/>
               </w:rPr>
-              <w:t>Số tháng thanh toán:</w:t>
+              <w:t>Tháng thanh toán:</w:t>
             </w:r>
           </w:p>
         </w:tc>
@@ -2736,8 +2739,10 @@
             <w:bookmarkStart w:id="39" w:name="paid_months"/>
             <w:r>
               <w:rPr>
-                <w:color w:val="20272B"/>
+                <w:color w:val="000000"/>
                 <w:sz w:val="19"/>
+                <w:b/>
+                <w:bCs/>
               </w:rPr>
               <w:t>​</w:t>
             </w:r>
@@ -2758,7 +2763,6 @@
               <w:bottom w:val="single" w:sz="5" w:space="0" w:color="CCD8DD"/>
               <w:right w:val="single" w:sz="5" w:space="0" w:color="CCD8DD"/>
             </w:tcBorders>
-            <w:shd w:val="clear" w:color="auto" w:fill="F6F9FA"/>
             <w:tcMar>
               <w:top w:w="70" w:type="dxa"/>
               <w:left w:w="85" w:type="dxa"/>
@@ -2773,9 +2777,10 @@
             </w:pPr>
             <w:r>
               <w:rPr>
+                <w:color w:val="000000"/>
+                <w:sz w:val="18"/>
                 <w:b/>
-                <w:color w:val="123B56"/>
-                <w:sz w:val="18"/>
+                <w:bCs/>
               </w:rPr>
               <w:t>Tháng tặng:</w:t>
             </w:r>
@@ -2805,9 +2810,10 @@
             <w:bookmarkStart w:id="40" w:name="gift_months"/>
             <w:r>
               <w:rPr>
+                <w:color w:val="000000"/>
+                <w:sz w:val="19"/>
                 <w:b/>
-                <w:color w:val="16877A"/>
-                <w:sz w:val="19"/>
+                <w:bCs/>
               </w:rPr>
               <w:t>​</w:t>
             </w:r>
@@ -2823,7 +2829,6 @@
               <w:bottom w:val="single" w:sz="5" w:space="0" w:color="CCD8DD"/>
               <w:right w:val="single" w:sz="5" w:space="0" w:color="CCD8DD"/>
             </w:tcBorders>
-            <w:shd w:val="clear" w:color="auto" w:fill="F6F9FA"/>
             <w:tcMar>
               <w:top w:w="70" w:type="dxa"/>
               <w:left w:w="85" w:type="dxa"/>
@@ -2838,11 +2843,12 @@
             </w:pPr>
             <w:r>
               <w:rPr>
+                <w:color w:val="000000"/>
+                <w:sz w:val="18"/>
                 <w:b/>
-                <w:color w:val="123B56"/>
-                <w:sz w:val="18"/>
+                <w:bCs/>
               </w:rPr>
-              <w:t>Tổng thời gian sử dụng:</w:t>
+              <w:t>Tổng thời gian:</w:t>
             </w:r>
           </w:p>
         </w:tc>
@@ -2870,9 +2876,10 @@
             <w:bookmarkStart w:id="41" w:name="total_use_months"/>
             <w:r>
               <w:rPr>
+                <w:color w:val="000000"/>
+                <w:sz w:val="19"/>
                 <w:b/>
-                <w:color w:val="16877A"/>
-                <w:sz w:val="19"/>
+                <w:bCs/>
               </w:rPr>
               <w:t>​</w:t>
             </w:r>
@@ -2893,7 +2900,6 @@
               <w:bottom w:val="single" w:sz="5" w:space="0" w:color="CCD8DD"/>
               <w:right w:val="single" w:sz="5" w:space="0" w:color="CCD8DD"/>
             </w:tcBorders>
-            <w:shd w:val="clear" w:color="auto" w:fill="F6F9FA"/>
             <w:tcMar>
               <w:top w:w="70" w:type="dxa"/>
               <w:left w:w="85" w:type="dxa"/>
@@ -2908,11 +2914,12 @@
             </w:pPr>
             <w:r>
               <w:rPr>
+                <w:color w:val="000000"/>
+                <w:sz w:val="18"/>
                 <w:b/>
-                <w:color w:val="123B56"/>
-                <w:sz w:val="18"/>
+                <w:bCs/>
               </w:rPr>
-              <w:t>Tỷ lệ gậy dự phòng/luân chuyển:</w:t>
+              <w:t>Tỷ lệ dự phòng:</w:t>
             </w:r>
           </w:p>
         </w:tc>
@@ -2940,7 +2947,7 @@
             <w:bookmarkStart w:id="42" w:name="backup_percent"/>
             <w:r>
               <w:rPr>
-                <w:color w:val="20272B"/>
+                <w:color w:val="000000"/>
                 <w:sz w:val="19"/>
               </w:rPr>
               <w:t>​</w:t>
@@ -2957,7 +2964,6 @@
               <w:bottom w:val="single" w:sz="5" w:space="0" w:color="CCD8DD"/>
               <w:right w:val="single" w:sz="5" w:space="0" w:color="CCD8DD"/>
             </w:tcBorders>
-            <w:shd w:val="clear" w:color="auto" w:fill="F6F9FA"/>
             <w:tcMar>
               <w:top w:w="70" w:type="dxa"/>
               <w:left w:w="85" w:type="dxa"/>
@@ -2972,11 +2978,12 @@
             </w:pPr>
             <w:r>
               <w:rPr>
+                <w:color w:val="000000"/>
+                <w:sz w:val="18"/>
                 <w:b/>
-                <w:color w:val="123B56"/>
-                <w:sz w:val="18"/>
+                <w:bCs/>
               </w:rPr>
-              <w:t>Số gậy dự phòng/luân chuyển:</w:t>
+              <w:t>Gậy dự phòng:</w:t>
             </w:r>
           </w:p>
         </w:tc>
@@ -3004,7 +3011,7 @@
             <w:bookmarkStart w:id="43" w:name="backup_qty"/>
             <w:r>
               <w:rPr>
-                <w:color w:val="20272B"/>
+                <w:color w:val="000000"/>
                 <w:sz w:val="19"/>
               </w:rPr>
               <w:t>​</w:t>
@@ -3026,7 +3033,6 @@
               <w:bottom w:val="single" w:sz="5" w:space="0" w:color="CCD8DD"/>
               <w:right w:val="single" w:sz="5" w:space="0" w:color="CCD8DD"/>
             </w:tcBorders>
-            <w:shd w:val="clear" w:color="auto" w:fill="F6F9FA"/>
             <w:tcMar>
               <w:top w:w="70" w:type="dxa"/>
               <w:left w:w="85" w:type="dxa"/>
@@ -3041,11 +3047,12 @@
             </w:pPr>
             <w:r>
               <w:rPr>
+                <w:color w:val="000000"/>
+                <w:sz w:val="18"/>
                 <w:b/>
-                <w:color w:val="123B56"/>
-                <w:sz w:val="18"/>
+                <w:bCs/>
               </w:rPr>
-              <w:t>Tổng số gậy tính phí:</w:t>
+              <w:t>Gậy tính phí:</w:t>
             </w:r>
           </w:p>
         </w:tc>
@@ -3073,9 +3080,10 @@
             <w:bookmarkStart w:id="44" w:name="total_paid_cues"/>
             <w:r>
               <w:rPr>
+                <w:color w:val="000000"/>
+                <w:sz w:val="19"/>
                 <w:b/>
-                <w:color w:val="16877A"/>
-                <w:sz w:val="19"/>
+                <w:bCs/>
               </w:rPr>
               <w:t>​</w:t>
             </w:r>
@@ -3091,7 +3099,6 @@
               <w:bottom w:val="single" w:sz="5" w:space="0" w:color="CCD8DD"/>
               <w:right w:val="single" w:sz="5" w:space="0" w:color="CCD8DD"/>
             </w:tcBorders>
-            <w:shd w:val="clear" w:color="auto" w:fill="F6F9FA"/>
             <w:tcMar>
               <w:top w:w="70" w:type="dxa"/>
               <w:left w:w="85" w:type="dxa"/>
@@ -3106,11 +3113,12 @@
             </w:pPr>
             <w:r>
               <w:rPr>
+                <w:color w:val="000000"/>
+                <w:sz w:val="18"/>
                 <w:b/>
-                <w:color w:val="123B56"/>
-                <w:sz w:val="18"/>
+                <w:bCs/>
               </w:rPr>
-              <w:t>Tổng số gậy thực nhận:</w:t>
+              <w:t>Tổng gậy thực nhận:</w:t>
             </w:r>
           </w:p>
         </w:tc>
@@ -3138,9 +3146,10 @@
             <w:bookmarkStart w:id="45" w:name="total_received_cues"/>
             <w:r>
               <w:rPr>
+                <w:color w:val="000000"/>
+                <w:sz w:val="19"/>
                 <w:b/>
-                <w:color w:val="16877A"/>
-                <w:sz w:val="19"/>
+                <w:bCs/>
               </w:rPr>
               <w:t>​</w:t>
             </w:r>
